--- a/documentation/Alumni_Influencers_API_Documentation.docx
+++ b/documentation/Alumni_Influencers_API_Documentation.docx
@@ -5588,6 +5588,7 @@
       <w:r>
         <w:rPr>
           <w:rFonts w:ascii="Times New Roman" w:hAnsi="Times New Roman" w:cs="Times New Roman"/>
+          <w:noProof/>
         </w:rPr>
         <w:drawing>
           <wp:inline distT="0" distB="0" distL="0" distR="0" wp14:anchorId="5544AC47" wp14:editId="1BE738AA">
@@ -5800,13 +5801,7 @@
         <w:t>Data layer</w:t>
       </w:r>
       <w:r>
-        <w:t xml:space="preserve"> — five MongoDB collections </w:t>
-      </w:r>
-      <w:r>
-        <w:t>are structured</w:t>
-      </w:r>
-      <w:r>
-        <w:t xml:space="preserve"> to 3NF as required. The Bids collection carries the winner flag used by the public API. API Logs tracks token usage, endpoints accessed, and timestamps for the admin stats view.</w:t>
+        <w:t xml:space="preserve"> — five MongoDB collections are structured to 3NF as required. The Bids collection carries the winner flag used by the public API. API Logs tracks token usage, endpoints accessed, and timestamps for the admin stats view.</w:t>
       </w:r>
     </w:p>
     <w:p>
@@ -5898,13 +5893,7 @@
         <w:rPr>
           <w:rFonts w:ascii="Times New Roman" w:hAnsi="Times New Roman" w:cs="Times New Roman"/>
         </w:rPr>
-        <w:t xml:space="preserve">2.1 </w:t>
-      </w:r>
-      <w:r>
-        <w:rPr>
-          <w:rFonts w:ascii="Times New Roman" w:hAnsi="Times New Roman" w:cs="Times New Roman"/>
-        </w:rPr>
-        <w:t>Bearer JWT Token</w:t>
+        <w:t>2.1 Bearer JWT Token</w:t>
       </w:r>
       <w:bookmarkEnd w:id="2"/>
     </w:p>
@@ -5980,13 +5969,7 @@
         <w:rPr>
           <w:rFonts w:ascii="Times New Roman" w:hAnsi="Times New Roman" w:cs="Times New Roman"/>
         </w:rPr>
-        <w:t xml:space="preserve">2.2 </w:t>
-      </w:r>
-      <w:r>
-        <w:rPr>
-          <w:rFonts w:ascii="Times New Roman" w:hAnsi="Times New Roman" w:cs="Times New Roman"/>
-        </w:rPr>
-        <w:t>API Key</w:t>
+        <w:t>2.2 API Key</w:t>
       </w:r>
       <w:bookmarkEnd w:id="3"/>
     </w:p>
@@ -6104,13 +6087,7 @@
         <w:rPr>
           <w:rFonts w:ascii="Times New Roman" w:hAnsi="Times New Roman" w:cs="Times New Roman"/>
         </w:rPr>
-        <w:t xml:space="preserve">2.3 </w:t>
-      </w:r>
-      <w:r>
-        <w:rPr>
-          <w:rFonts w:ascii="Times New Roman" w:hAnsi="Times New Roman" w:cs="Times New Roman"/>
-        </w:rPr>
-        <w:t>Email Verification</w:t>
+        <w:t>2.3 Email Verification</w:t>
       </w:r>
       <w:bookmarkEnd w:id="4"/>
     </w:p>
@@ -6186,6 +6163,7 @@
       <w:r>
         <w:rPr>
           <w:rFonts w:ascii="Times New Roman" w:hAnsi="Times New Roman" w:cs="Times New Roman"/>
+          <w:noProof/>
         </w:rPr>
         <w:drawing>
           <wp:inline distT="0" distB="0" distL="0" distR="0" wp14:anchorId="62B718BD" wp14:editId="45DFE68E">
@@ -8275,6 +8253,7 @@
       <w:r>
         <w:rPr>
           <w:rFonts w:ascii="Times New Roman" w:hAnsi="Times New Roman" w:cs="Times New Roman"/>
+          <w:noProof/>
         </w:rPr>
         <w:drawing>
           <wp:inline distT="0" distB="0" distL="0" distR="0" wp14:anchorId="1693A4D4" wp14:editId="7A64A724">
@@ -10749,6 +10728,7 @@
       <w:r>
         <w:rPr>
           <w:rFonts w:ascii="Times New Roman" w:hAnsi="Times New Roman" w:cs="Times New Roman"/>
+          <w:noProof/>
         </w:rPr>
         <w:drawing>
           <wp:inline distT="0" distB="0" distL="0" distR="0" wp14:anchorId="4840BFDE" wp14:editId="4C0C16C2">
@@ -12620,13 +12600,15 @@
     </w:p>
     <w:p>
       <w:pPr>
-        <w:rPr>
-          <w:rFonts w:ascii="Times New Roman" w:hAnsi="Times New Roman" w:cs="Times New Roman"/>
-        </w:rPr>
-      </w:pPr>
-      <w:r>
-        <w:rPr>
-          <w:rFonts w:ascii="Times New Roman" w:hAnsi="Times New Roman" w:cs="Times New Roman"/>
+        <w:spacing w:before="240"/>
+        <w:rPr>
+          <w:rFonts w:ascii="Times New Roman" w:hAnsi="Times New Roman" w:cs="Times New Roman"/>
+        </w:rPr>
+      </w:pPr>
+      <w:r>
+        <w:rPr>
+          <w:rFonts w:ascii="Times New Roman" w:hAnsi="Times New Roman" w:cs="Times New Roman"/>
+          <w:noProof/>
         </w:rPr>
         <w:drawing>
           <wp:inline distT="0" distB="0" distL="0" distR="0" wp14:anchorId="00AC47A9" wp14:editId="6225D3DB">
@@ -13756,6 +13738,7 @@
       <w:r>
         <w:rPr>
           <w:rFonts w:ascii="Times New Roman" w:hAnsi="Times New Roman" w:cs="Times New Roman"/>
+          <w:noProof/>
         </w:rPr>
         <w:drawing>
           <wp:inline distT="0" distB="0" distL="0" distR="0" wp14:anchorId="0712558A" wp14:editId="1DD303E3">
@@ -18110,13 +18093,7 @@
               <w:rPr>
                 <w:rFonts w:ascii="Times New Roman" w:hAnsi="Times New Roman" w:cs="Times New Roman"/>
               </w:rPr>
-              <w:t>Resources already exist</w:t>
-            </w:r>
-            <w:r>
-              <w:rPr>
-                <w:rFonts w:ascii="Times New Roman" w:hAnsi="Times New Roman" w:cs="Times New Roman"/>
-              </w:rPr>
-              <w:t xml:space="preserve"> (e.g. duplicate email).</w:t>
+              <w:t>Resources already exist (e.g. duplicate email).</w:t>
             </w:r>
           </w:p>
         </w:tc>
